--- a/02-management-systems/ISO_IEC_42001_AIMS/publication/qa-candidate/Manual_02_ISO_IEC_42001_AI_Management_System_PT-BR.docx
+++ b/02-management-systems/ISO_IEC_42001_AIMS/publication/qa-candidate/Manual_02_ISO_IEC_42001_AI_Management_System_PT-BR.docx
@@ -139,7 +139,7 @@
         <w:rPr>
           <w:rStyle w:val="SourceText"/>
         </w:rPr>
-        <w:t>b1ddffa6a33376ec72db570d8437f996cf61b97d</w:t>
+        <w:t>647c88fa905a16cba4e3ec162a32aad56f48c58b</w:t>
       </w:r>
       <w:r>
         <w:rPr/>
@@ -3583,6 +3583,7 @@
         <w:pStyle w:val="FigureCaption"/>
         <w:bidi w:val="0"/>
         <w:rPr/>
+        <w:keepNext/>
       </w:pPr>
       <w:r>
         <w:rPr/>
@@ -4200,6 +4201,7 @@
         <w:pStyle w:val="FigureCaption"/>
         <w:bidi w:val="0"/>
         <w:rPr/>
+        <w:keepNext/>
       </w:pPr>
       <w:r>
         <w:rPr/>
@@ -6062,6 +6064,7 @@
         <w:pStyle w:val="FigureCaption"/>
         <w:bidi w:val="0"/>
         <w:rPr/>
+        <w:keepNext/>
       </w:pPr>
       <w:r>
         <w:rPr/>
@@ -7354,6 +7357,7 @@
         <w:pStyle w:val="FigureCaption"/>
         <w:bidi w:val="0"/>
         <w:rPr/>
+        <w:keepNext/>
       </w:pPr>
       <w:r>
         <w:rPr/>
@@ -11494,6 +11498,7 @@
         <w:pStyle w:val="FigureCaption"/>
         <w:bidi w:val="0"/>
         <w:rPr/>
+        <w:keepNext/>
       </w:pPr>
       <w:r>
         <w:rPr/>
@@ -14568,7 +14573,7 @@
           <w:i/>
           <w:iCs/>
         </w:rPr>
-        <w:t>O Anexo A.4 exige visibilidade dos dados, ferramentas, sistema/computação e pessoas necessários em todo o ciclo de vida da IA.</w:t>
+        <w:t>Quando os controles do Anexo A.4 são selecionados por meio do tratamento de riscos e da Declaração de Aplicabilidade da organização, sua implementação deve manter visibilidade sobre os dados, as ferramentas, os sistemas e recursos computacionais, e as pessoas necessárias ao longo do ciclo de vida da IA.</w:t>
       </w:r>
     </w:p>
     <w:tbl>
@@ -15333,6 +15338,7 @@
         <w:pStyle w:val="FigureCaption"/>
         <w:bidi w:val="0"/>
         <w:rPr/>
+        <w:keepNext/>
       </w:pPr>
       <w:r>
         <w:rPr/>
@@ -15918,7 +15924,7 @@
           <w:i/>
           <w:iCs/>
         </w:rPr>
-        <w:t>O Anexo A.7 exige aquisição, qualidade, proveniência e preparação governadas de dados para desenvolvimento, melhoria e operação de IA.</w:t>
+        <w:t>Quando os controles do Anexo A.7 são selecionados por meio do tratamento de riscos e da Declaração de Aplicabilidade da organização, sua implementação deve governar a aquisição, a qualidade, a proveniência e a preparação de dados para o desenvolvimento, a melhoria e a operação de IA.</w:t>
       </w:r>
     </w:p>
     <w:p>
@@ -15935,7 +15941,7 @@
           <wp:inline distT="0" distB="0" distL="0" distR="0">
             <wp:extent cx="5623560" cy="2955925"/>
             <wp:effectExtent l="0" t="0" r="0" b="0"/>
-            <wp:docPr id="7" name="Manual 02 Figure 7" title="Figure 7" descr="A linhagem deve conectar fonte e autoridade a transformações, qualidade, uso, retenção e exclusão."/>
+            <wp:docPr id="7" name="Manual 02 Figure 7" title="Figure 7" descr="O fluxo de evidências recomendado conecta a fonte e a autoridade às transformações, à qualidade, ao uso, à retenção e à exclusão."/>
             <wp:cNvGraphicFramePr>
               <a:graphicFrameLocks xmlns:a="http://schemas.openxmlformats.org/drawingml/2006/main" noChangeAspect="1"/>
             </wp:cNvGraphicFramePr>
@@ -15982,10 +15988,11 @@
         <w:pStyle w:val="FigureCaption"/>
         <w:bidi w:val="0"/>
         <w:rPr/>
-      </w:pPr>
-      <w:r>
-        <w:rPr/>
-        <w:t>A linhagem deve conectar fonte e autoridade a transformações, qualidade, uso, retenção e exclusão.</w:t>
+        <w:keepNext/>
+      </w:pPr>
+      <w:r>
+        <w:rPr/>
+        <w:t>O fluxo de evidências recomendado conecta a fonte e a autoridade às transformações, à qualidade, ao uso, à retenção e à exclusão.</w:t>
       </w:r>
     </w:p>
     <w:p>
@@ -16513,7 +16520,7 @@
           <w:i/>
           <w:iCs/>
         </w:rPr>
-        <w:t>O Anexo A.8 exige informação útil para usuários e partes interessadas, além de reporte e comunicação de incidentes.</w:t>
+        <w:t>Quando os controles do Anexo A.8 são selecionados por meio do tratamento de riscos e da Declaração de Aplicabilidade da organização, sua implementação deve fornecer informações úteis para usuários e partes interessadas, juntamente com o reporte e a comunicação de incidentes.</w:t>
       </w:r>
     </w:p>
     <w:p>
@@ -16577,6 +16584,7 @@
         <w:pStyle w:val="FigureCaption"/>
         <w:bidi w:val="0"/>
         <w:rPr/>
+        <w:keepNext/>
       </w:pPr>
       <w:r>
         <w:rPr/>
@@ -16850,7 +16858,7 @@
           <wp:inline distT="0" distB="0" distL="0" distR="0">
             <wp:extent cx="5623560" cy="2955925"/>
             <wp:effectExtent l="0" t="0" r="0" b="0"/>
-            <wp:docPr id="9" name="Manual 02 Figure 9" title="Figure 9" descr="A asseguração de fornecedores deve corresponder ao modelo, serviço, uso, fluxo de dados e configuração do cliente exatos."/>
+            <wp:docPr id="9" name="Manual 02 Figure 9" title="Figure 9" descr="A asseguração de fornecedores baseada em riscos corresponde ao modelo, serviço, uso, fluxo de dados e configuração exatos do cliente."/>
             <wp:cNvGraphicFramePr>
               <a:graphicFrameLocks xmlns:a="http://schemas.openxmlformats.org/drawingml/2006/main" noChangeAspect="1"/>
             </wp:cNvGraphicFramePr>
@@ -16897,10 +16905,11 @@
         <w:pStyle w:val="FigureCaption"/>
         <w:bidi w:val="0"/>
         <w:rPr/>
-      </w:pPr>
-      <w:r>
-        <w:rPr/>
-        <w:t>A asseguração de fornecedores deve corresponder ao modelo, serviço, uso, fluxo de dados e configuração do cliente exatos.</w:t>
+        <w:keepNext/>
+      </w:pPr>
+      <w:r>
+        <w:rPr/>
+        <w:t>A asseguração de fornecedores baseada em riscos corresponde ao modelo, serviço, uso, fluxo de dados e configuração exatos do cliente.</w:t>
       </w:r>
     </w:p>
     <w:p>
@@ -20448,6 +20457,7 @@
         <w:pStyle w:val="FigureCaption"/>
         <w:bidi w:val="0"/>
         <w:rPr/>
+        <w:keepNext/>
       </w:pPr>
       <w:r>
         <w:rPr/>
@@ -28878,7 +28888,7 @@
       <w:rPr/>
     </w:pPr>
     <w:r>
-      <w:t xml:space="preserve">build/iso-iec-42001-manual-02-2026@b1ddffa6a333 | 2026-08-24 | Page </w:t>
+      <w:t xml:space="preserve">build/iso-iec-42001-manual-02-2026@647c88fa905a | 2026-08-24 | Page </w:t>
     </w:r>
     <w:r>
       <w:fldChar w:fldCharType="begin"/>
